--- a/templates/common-paper-cc-by-4.0/common-paper-pilot-agreement/template.docx
+++ b/templates/common-paper-cc-by-4.0/common-paper-pilot-agreement/template.docx
@@ -2975,6 +2975,11 @@
               </w:rPr>
             </w:pPr>
             <w:r>
+              <w:rPr>
+                <w:rFonts w:eastAsia="Arial" w:cs="Arial"/>
+                <w:sz w:val="18"/>
+                <w:szCs w:val="18"/>
+              </w:rPr>
               <w:t>{provider_signatory_name}</w:t>
             </w:r>
           </w:p>
@@ -3040,6 +3045,11 @@
               </w:rPr>
             </w:pPr>
             <w:r>
+              <w:rPr>
+                <w:rFonts w:eastAsia="Arial" w:cs="Arial"/>
+                <w:sz w:val="18"/>
+                <w:szCs w:val="18"/>
+              </w:rPr>
               <w:t>{customer_signatory_name}</w:t>
             </w:r>
           </w:p>
@@ -3117,6 +3127,11 @@
               </w:rPr>
             </w:pPr>
             <w:r>
+              <w:rPr>
+                <w:rFonts w:eastAsia="Arial" w:cs="Arial"/>
+                <w:sz w:val="18"/>
+                <w:szCs w:val="18"/>
+              </w:rPr>
               <w:t>{provider_signatory_title_display}</w:t>
             </w:r>
           </w:p>
@@ -3182,6 +3197,11 @@
               </w:rPr>
             </w:pPr>
             <w:r>
+              <w:rPr>
+                <w:rFonts w:eastAsia="Arial" w:cs="Arial"/>
+                <w:sz w:val="18"/>
+                <w:szCs w:val="18"/>
+              </w:rPr>
               <w:t>{customer_signatory_title_display}</w:t>
             </w:r>
           </w:p>
@@ -3287,6 +3307,11 @@
               </w:rPr>
             </w:pPr>
             <w:r>
+              <w:rPr>
+                <w:rFonts w:eastAsia="Arial" w:cs="Arial"/>
+                <w:sz w:val="18"/>
+                <w:szCs w:val="18"/>
+              </w:rPr>
               <w:t>{provider_signatory_email}</w:t>
             </w:r>
           </w:p>
@@ -3352,6 +3377,11 @@
               </w:rPr>
             </w:pPr>
             <w:r>
+              <w:rPr>
+                <w:rFonts w:eastAsia="Arial" w:cs="Arial"/>
+                <w:sz w:val="18"/>
+                <w:szCs w:val="18"/>
+              </w:rPr>
               <w:t>{customer_signatory_email}</w:t>
             </w:r>
           </w:p>
